--- a/Deliverable_Report_FTA_LLM.docx
+++ b/Deliverable_Report_FTA_LLM.docx
@@ -37,39 +37,6 @@
         <w:rPr>
           <w:sz w:val="22"/>
         </w:rPr>
-        <w:t>Course: Machine Learning Foundation with Python</w:t>
-      </w:r>
-    </w:p>
-    <w:p>
-      <w:pPr>
-        <w:jc w:val="center"/>
-      </w:pPr>
-      <w:r>
-        <w:rPr>
-          <w:sz w:val="22"/>
-        </w:rPr>
-        <w:t>Institution: Carnegie Mellon University, Heinz College</w:t>
-      </w:r>
-    </w:p>
-    <w:p>
-      <w:pPr>
-        <w:jc w:val="center"/>
-      </w:pPr>
-      <w:r>
-        <w:rPr>
-          <w:sz w:val="22"/>
-        </w:rPr>
-        <w:t>Term: Spring 2026</w:t>
-      </w:r>
-    </w:p>
-    <w:p>
-      <w:pPr>
-        <w:jc w:val="center"/>
-      </w:pPr>
-      <w:r>
-        <w:rPr>
-          <w:sz w:val="22"/>
-        </w:rPr>
         <w:t>Author: Diyouva Christa Novith</w:t>
       </w:r>
     </w:p>
@@ -81,7 +48,7 @@
         <w:rPr>
           <w:sz w:val="22"/>
         </w:rPr>
-        <w:t>Project format: 5–10 page final report deliverable</w:t>
+        <w:t>Topic: Trade Policy, Large Language Models, ASEAN</w:t>
       </w:r>
     </w:p>
     <w:p/>
@@ -806,7 +773,7 @@
         <w:spacing w:after="120" w:line="264" w:lineRule="auto"/>
       </w:pPr>
       <w:r>
-        <w:t>This iterative shift matters because the assignment explicitly asked for more than a first-draft model choice. The project became stronger once it embraced this constraint instead of hiding it: quota limits, prompt failures, and misaligned validation cohorts all became part of the learning process.</w:t>
+        <w:t>This iterative shift matters because the project benefited from documenting more than a first-draft model choice. The work became stronger once it embraced this constraint instead of hiding it: quota limits, prompt failures, and misaligned validation cohorts all became part of the development record.</w:t>
       </w:r>
     </w:p>
     <w:p>
@@ -1686,7 +1653,7 @@
         <w:spacing w:after="40"/>
       </w:pPr>
       <w:r>
-        <w:t>General Provisions and Dispute Settlement look more convergent across agreements than Tariff Commitments and Rules of Origin.</w:t>
+        <w:t>Customs Procedures is the only category in genuine sync across all three agreements (entropy 1.00). Dispute Settlement (0.47) and Intellectual Property (0.37) sit at the fragmented end, mainly because AHKFTA does not include those chapters.</w:t>
       </w:r>
     </w:p>
     <w:p>
@@ -1856,7 +1823,7 @@
         <w:spacing w:after="120" w:line="264" w:lineRule="auto"/>
       </w:pPr>
       <w:r>
-        <w:t>If I had to summarize the project in one sentence for a Heinz policy audience, it would be this: low-cost LLM workflows can materially speed up first-pass FTA analysis, but their value today lies in narrowing the search space and surfacing comparisons, not in replacing expert legal judgement.</w:t>
+        <w:t>In one sentence: low-cost LLM workflows can materially speed up first-pass FTA analysis, but their value today lies in narrowing the search space and surfacing comparisons, not in replacing expert legal judgement.</w:t>
       </w:r>
     </w:p>
     <w:p>
@@ -1981,7 +1948,7 @@
         <w:spacing w:after="120" w:line="264" w:lineRule="auto"/>
       </w:pPr>
       <w:r>
-        <w:t>That combination is valuable in a policy classroom. The report is not compelling because it claims an impossibly accurate system. It is compelling because it demonstrates judgement: knowing when the tool is good enough to support a decision process and when it is not.</w:t>
+        <w:t>That combination is what makes the project useful as a portfolio artefact. The report is not compelling because it claims an impossibly accurate system. It is compelling because it demonstrates judgement: knowing when the tool is good enough to support a decision process and when it is not.</w:t>
       </w:r>
     </w:p>
     <w:p>
@@ -2467,7 +2434,7 @@
         <w:pStyle w:val="Heading1"/>
       </w:pPr>
       <w:r>
-        <w:t>12. Reflection on Course Methods</w:t>
+        <w:t>12. Reflection on Applied ML Methods</w:t>
       </w:r>
     </w:p>
     <w:p>
@@ -2475,7 +2442,7 @@
         <w:spacing w:after="120" w:line="264" w:lineRule="auto"/>
       </w:pPr>
       <w:r>
-        <w:t>This project drew most heavily on the NLP and LLM portions of the course, but it also illustrates a broader machine-learning lesson: model quality is only one part of the outcome. Data quality, cohort design, prompt selection, evaluation alignment, and user framing all matter at least as much. In that sense, the project is a better reflection of real applied ML work than a cleaner benchmark would have been.</w:t>
+        <w:t>This project leans most heavily on NLP and LLM techniques, but it also illustrates a broader applied machine-learning lesson: model quality is only one part of the outcome. Data quality, cohort design, prompt selection, evaluation alignment, and user framing all matter at least as much. In that sense, the project is a better reflection of real applied ML work than a cleaner benchmark would have been.</w:t>
       </w:r>
     </w:p>
     <w:p>
